--- a/paper/word/TAMES_AI_supplementary.docx
+++ b/paper/word/TAMES_AI_supplementary.docx
@@ -1567,7 +1567,7 @@
               <w:rPr>
                 <w:sz w:val="18"/>
               </w:rPr>
-              <w:t xml:space="preserve">Selected</w:t>
+              <w:t xml:space="preserve">Selected (seeds 0 / 1 / 2 / 3 / 4; one value when identical)</w:t>
             </w:r>
           </w:p>
         </w:tc>
@@ -2338,7 +2338,7 @@
               <w:rPr>
                 <w:sz w:val="18"/>
               </w:rPr>
-              <w:t xml:space="preserve">[[runs: per seed]]</w:t>
+              <w:t xml:space="preserve">0.3 / 0.3 / 0.3 / 0.3 / sqrt</w:t>
             </w:r>
           </w:p>
         </w:tc>
@@ -2413,7 +2413,7 @@
               <w:rPr>
                 <w:sz w:val="18"/>
               </w:rPr>
-              <w:t xml:space="preserve">[[runs: per seed]]</w:t>
+              <w:t xml:space="preserve">1 / 5 / 3 / 3 / 1</w:t>
             </w:r>
           </w:p>
         </w:tc>
@@ -2495,7 +2495,7 @@
               <w:rPr>
                 <w:sz w:val="18"/>
               </w:rPr>
-              <w:t xml:space="preserve">[[runs: best iteration per seed]]</w:t>
+              <w:t xml:space="preserve">best iteration 51 / 17 / 55 / 62 / 32</w:t>
             </w:r>
           </w:p>
         </w:tc>
@@ -2570,7 +2570,7 @@
               <w:rPr>
                 <w:sz w:val="18"/>
               </w:rPr>
-              <w:t xml:space="preserve">[[runs: per seed]]</w:t>
+              <w:t xml:space="preserve">6 / 3 / 6 / 4 / 3</w:t>
             </w:r>
           </w:p>
         </w:tc>
@@ -2645,7 +2645,7 @@
               <w:rPr>
                 <w:sz w:val="18"/>
               </w:rPr>
-              <w:t xml:space="preserve">[[runs: per seed]]</w:t>
+              <w:t xml:space="preserve">0.03 / 0.1 / 0.03 / 0.03 / 0.03</w:t>
             </w:r>
           </w:p>
         </w:tc>
@@ -2720,7 +2720,7 @@
               <w:rPr>
                 <w:sz w:val="18"/>
               </w:rPr>
-              <w:t xml:space="preserve">[[runs: per seed]]</w:t>
+              <w:t xml:space="preserve">0.8 (all seeds) / 0.6, 0.8, 0.8, 0.8, 0.8</w:t>
             </w:r>
           </w:p>
         </w:tc>
@@ -2802,7 +2802,7 @@
               <w:rPr>
                 <w:sz w:val="18"/>
               </w:rPr>
-              <w:t xml:space="preserve">[[runs: per seed]]</w:t>
+              <w:t xml:space="preserve">10 / 10 / 10 / 10 / 3</w:t>
             </w:r>
           </w:p>
         </w:tc>
@@ -2877,7 +2877,7 @@
               <w:rPr>
                 <w:sz w:val="18"/>
               </w:rPr>
-              <w:t xml:space="preserve">[[runs: per seed]]</w:t>
+              <w:t xml:space="preserve">scale / 0.01 / 0.01 / scale / 0.1</w:t>
             </w:r>
           </w:p>
         </w:tc>
@@ -3147,7 +3147,7 @@
         <w:t xml:space="preserve"> </w:t>
       </w:r>
       <w:r>
-        <w:t xml:space="preserve">Test AUC of every model by seed (expert delineation and fully automatic settings), with mean and standard deviation across seeds; the pooled values of Tables 3 and 5 are computed on the concatenated predictions of the five seeds.</w:t>
+        <w:t xml:space="preserve">Test AUC of every model by seed (expert delineation and fully automatic settings), with mean and population standard deviation across seeds. The values in Tables 3 and 5 of the main text are computed on the probabilities averaged over the five seeds, which acts as a small ensemble and is applied identically to every model; they are therefore higher than the per-seed means shown here.</w:t>
       </w:r>
     </w:p>
     <w:tbl>
@@ -3158,15 +3158,15 @@
         <w:jc w:val="start"/>
       </w:tblPr>
       <w:tblGrid>
-        <w:gridCol w:w="1572"/>
-        <w:gridCol w:w="640"/>
-        <w:gridCol w:w="815"/>
-        <w:gridCol w:w="815"/>
-        <w:gridCol w:w="815"/>
-        <w:gridCol w:w="815"/>
-        <w:gridCol w:w="815"/>
-        <w:gridCol w:w="815"/>
-        <w:gridCol w:w="815"/>
+        <w:gridCol w:w="2274"/>
+        <w:gridCol w:w="926"/>
+        <w:gridCol w:w="674"/>
+        <w:gridCol w:w="674"/>
+        <w:gridCol w:w="674"/>
+        <w:gridCol w:w="674"/>
+        <w:gridCol w:w="674"/>
+        <w:gridCol w:w="674"/>
+        <w:gridCol w:w="674"/>
       </w:tblGrid>
       <w:tr>
         <w:trPr>
@@ -3362,87 +3362,87 @@
               <w:rPr>
                 <w:sz w:val="18"/>
               </w:rPr>
-              <w:t xml:space="preserve">[[runs]]</w:t>
-            </w:r>
-          </w:p>
-        </w:tc>
-        <w:tc>
-          <w:tcPr/>
-          <w:p>
-            <w:pPr>
-              <w:pStyle w:val="Compact"/>
-              <w:spacing w:after="20" w:before="20" w:line="240" w:lineRule="auto"/>
-              <w:jc w:val="left"/>
-            </w:pPr>
-            <w:r>
-              <w:rPr>
-                <w:sz w:val="18"/>
-              </w:rPr>
-              <w:t xml:space="preserve">[[runs]]</w:t>
-            </w:r>
-          </w:p>
-        </w:tc>
-        <w:tc>
-          <w:tcPr/>
-          <w:p>
-            <w:pPr>
-              <w:pStyle w:val="Compact"/>
-              <w:spacing w:after="20" w:before="20" w:line="240" w:lineRule="auto"/>
-              <w:jc w:val="left"/>
-            </w:pPr>
-            <w:r>
-              <w:rPr>
-                <w:sz w:val="18"/>
-              </w:rPr>
-              <w:t xml:space="preserve">[[runs]]</w:t>
-            </w:r>
-          </w:p>
-        </w:tc>
-        <w:tc>
-          <w:tcPr/>
-          <w:p>
-            <w:pPr>
-              <w:pStyle w:val="Compact"/>
-              <w:spacing w:after="20" w:before="20" w:line="240" w:lineRule="auto"/>
-              <w:jc w:val="left"/>
-            </w:pPr>
-            <w:r>
-              <w:rPr>
-                <w:sz w:val="18"/>
-              </w:rPr>
-              <w:t xml:space="preserve">[[runs]]</w:t>
-            </w:r>
-          </w:p>
-        </w:tc>
-        <w:tc>
-          <w:tcPr/>
-          <w:p>
-            <w:pPr>
-              <w:pStyle w:val="Compact"/>
-              <w:spacing w:after="20" w:before="20" w:line="240" w:lineRule="auto"/>
-              <w:jc w:val="left"/>
-            </w:pPr>
-            <w:r>
-              <w:rPr>
-                <w:sz w:val="18"/>
-              </w:rPr>
-              <w:t xml:space="preserve">[[runs]]</w:t>
-            </w:r>
-          </w:p>
-        </w:tc>
-        <w:tc>
-          <w:tcPr/>
-          <w:p>
-            <w:pPr>
-              <w:pStyle w:val="Compact"/>
-              <w:spacing w:after="20" w:before="20" w:line="240" w:lineRule="auto"/>
-              <w:jc w:val="left"/>
-            </w:pPr>
-            <w:r>
-              <w:rPr>
-                <w:sz w:val="18"/>
-              </w:rPr>
-              <w:t xml:space="preserve">[[runs]]</w:t>
+              <w:t xml:space="preserve">0.775</w:t>
+            </w:r>
+          </w:p>
+        </w:tc>
+        <w:tc>
+          <w:tcPr/>
+          <w:p>
+            <w:pPr>
+              <w:pStyle w:val="Compact"/>
+              <w:spacing w:after="20" w:before="20" w:line="240" w:lineRule="auto"/>
+              <w:jc w:val="left"/>
+            </w:pPr>
+            <w:r>
+              <w:rPr>
+                <w:sz w:val="18"/>
+              </w:rPr>
+              <w:t xml:space="preserve">0.765</w:t>
+            </w:r>
+          </w:p>
+        </w:tc>
+        <w:tc>
+          <w:tcPr/>
+          <w:p>
+            <w:pPr>
+              <w:pStyle w:val="Compact"/>
+              <w:spacing w:after="20" w:before="20" w:line="240" w:lineRule="auto"/>
+              <w:jc w:val="left"/>
+            </w:pPr>
+            <w:r>
+              <w:rPr>
+                <w:sz w:val="18"/>
+              </w:rPr>
+              <w:t xml:space="preserve">0.791</w:t>
+            </w:r>
+          </w:p>
+        </w:tc>
+        <w:tc>
+          <w:tcPr/>
+          <w:p>
+            <w:pPr>
+              <w:pStyle w:val="Compact"/>
+              <w:spacing w:after="20" w:before="20" w:line="240" w:lineRule="auto"/>
+              <w:jc w:val="left"/>
+            </w:pPr>
+            <w:r>
+              <w:rPr>
+                <w:sz w:val="18"/>
+              </w:rPr>
+              <w:t xml:space="preserve">0.798</w:t>
+            </w:r>
+          </w:p>
+        </w:tc>
+        <w:tc>
+          <w:tcPr/>
+          <w:p>
+            <w:pPr>
+              <w:pStyle w:val="Compact"/>
+              <w:spacing w:after="20" w:before="20" w:line="240" w:lineRule="auto"/>
+              <w:jc w:val="left"/>
+            </w:pPr>
+            <w:r>
+              <w:rPr>
+                <w:sz w:val="18"/>
+              </w:rPr>
+              <w:t xml:space="preserve">0.740</w:t>
+            </w:r>
+          </w:p>
+        </w:tc>
+        <w:tc>
+          <w:tcPr/>
+          <w:p>
+            <w:pPr>
+              <w:pStyle w:val="Compact"/>
+              <w:spacing w:after="20" w:before="20" w:line="240" w:lineRule="auto"/>
+              <w:jc w:val="left"/>
+            </w:pPr>
+            <w:r>
+              <w:rPr>
+                <w:sz w:val="18"/>
+              </w:rPr>
+              <w:t xml:space="preserve">0.774</w:t>
             </w:r>
           </w:p>
         </w:tc>
@@ -3508,87 +3508,87 @@
               <w:rPr>
                 <w:sz w:val="18"/>
               </w:rPr>
-              <w:t xml:space="preserve">[[runs]]</w:t>
-            </w:r>
-          </w:p>
-        </w:tc>
-        <w:tc>
-          <w:tcPr/>
-          <w:p>
-            <w:pPr>
-              <w:pStyle w:val="Compact"/>
-              <w:spacing w:after="20" w:before="20" w:line="240" w:lineRule="auto"/>
-              <w:jc w:val="left"/>
-            </w:pPr>
-            <w:r>
-              <w:rPr>
-                <w:sz w:val="18"/>
-              </w:rPr>
-              <w:t xml:space="preserve">[[runs]]</w:t>
-            </w:r>
-          </w:p>
-        </w:tc>
-        <w:tc>
-          <w:tcPr/>
-          <w:p>
-            <w:pPr>
-              <w:pStyle w:val="Compact"/>
-              <w:spacing w:after="20" w:before="20" w:line="240" w:lineRule="auto"/>
-              <w:jc w:val="left"/>
-            </w:pPr>
-            <w:r>
-              <w:rPr>
-                <w:sz w:val="18"/>
-              </w:rPr>
-              <w:t xml:space="preserve">[[runs]]</w:t>
-            </w:r>
-          </w:p>
-        </w:tc>
-        <w:tc>
-          <w:tcPr/>
-          <w:p>
-            <w:pPr>
-              <w:pStyle w:val="Compact"/>
-              <w:spacing w:after="20" w:before="20" w:line="240" w:lineRule="auto"/>
-              <w:jc w:val="left"/>
-            </w:pPr>
-            <w:r>
-              <w:rPr>
-                <w:sz w:val="18"/>
-              </w:rPr>
-              <w:t xml:space="preserve">[[runs]]</w:t>
-            </w:r>
-          </w:p>
-        </w:tc>
-        <w:tc>
-          <w:tcPr/>
-          <w:p>
-            <w:pPr>
-              <w:pStyle w:val="Compact"/>
-              <w:spacing w:after="20" w:before="20" w:line="240" w:lineRule="auto"/>
-              <w:jc w:val="left"/>
-            </w:pPr>
-            <w:r>
-              <w:rPr>
-                <w:sz w:val="18"/>
-              </w:rPr>
-              <w:t xml:space="preserve">[[runs]]</w:t>
-            </w:r>
-          </w:p>
-        </w:tc>
-        <w:tc>
-          <w:tcPr/>
-          <w:p>
-            <w:pPr>
-              <w:pStyle w:val="Compact"/>
-              <w:spacing w:after="20" w:before="20" w:line="240" w:lineRule="auto"/>
-              <w:jc w:val="left"/>
-            </w:pPr>
-            <w:r>
-              <w:rPr>
-                <w:sz w:val="18"/>
-              </w:rPr>
-              <w:t xml:space="preserve">[[runs]]</w:t>
+              <w:t xml:space="preserve">0.808</w:t>
+            </w:r>
+          </w:p>
+        </w:tc>
+        <w:tc>
+          <w:tcPr/>
+          <w:p>
+            <w:pPr>
+              <w:pStyle w:val="Compact"/>
+              <w:spacing w:after="20" w:before="20" w:line="240" w:lineRule="auto"/>
+              <w:jc w:val="left"/>
+            </w:pPr>
+            <w:r>
+              <w:rPr>
+                <w:sz w:val="18"/>
+              </w:rPr>
+              <w:t xml:space="preserve">0.817</w:t>
+            </w:r>
+          </w:p>
+        </w:tc>
+        <w:tc>
+          <w:tcPr/>
+          <w:p>
+            <w:pPr>
+              <w:pStyle w:val="Compact"/>
+              <w:spacing w:after="20" w:before="20" w:line="240" w:lineRule="auto"/>
+              <w:jc w:val="left"/>
+            </w:pPr>
+            <w:r>
+              <w:rPr>
+                <w:sz w:val="18"/>
+              </w:rPr>
+              <w:t xml:space="preserve">0.823</w:t>
+            </w:r>
+          </w:p>
+        </w:tc>
+        <w:tc>
+          <w:tcPr/>
+          <w:p>
+            <w:pPr>
+              <w:pStyle w:val="Compact"/>
+              <w:spacing w:after="20" w:before="20" w:line="240" w:lineRule="auto"/>
+              <w:jc w:val="left"/>
+            </w:pPr>
+            <w:r>
+              <w:rPr>
+                <w:sz w:val="18"/>
+              </w:rPr>
+              <w:t xml:space="preserve">0.775</w:t>
+            </w:r>
+          </w:p>
+        </w:tc>
+        <w:tc>
+          <w:tcPr/>
+          <w:p>
+            <w:pPr>
+              <w:pStyle w:val="Compact"/>
+              <w:spacing w:after="20" w:before="20" w:line="240" w:lineRule="auto"/>
+              <w:jc w:val="left"/>
+            </w:pPr>
+            <w:r>
+              <w:rPr>
+                <w:sz w:val="18"/>
+              </w:rPr>
+              <w:t xml:space="preserve">0.799</w:t>
+            </w:r>
+          </w:p>
+        </w:tc>
+        <w:tc>
+          <w:tcPr/>
+          <w:p>
+            <w:pPr>
+              <w:pStyle w:val="Compact"/>
+              <w:spacing w:after="20" w:before="20" w:line="240" w:lineRule="auto"/>
+              <w:jc w:val="left"/>
+            </w:pPr>
+            <w:r>
+              <w:rPr>
+                <w:sz w:val="18"/>
+              </w:rPr>
+              <w:t xml:space="preserve">0.804</w:t>
             </w:r>
           </w:p>
         </w:tc>
@@ -3654,103 +3654,103 @@
               <w:rPr>
                 <w:sz w:val="18"/>
               </w:rPr>
-              <w:t xml:space="preserve">[[runs]]</w:t>
-            </w:r>
-          </w:p>
-        </w:tc>
-        <w:tc>
-          <w:tcPr/>
-          <w:p>
-            <w:pPr>
-              <w:pStyle w:val="Compact"/>
-              <w:spacing w:after="20" w:before="20" w:line="240" w:lineRule="auto"/>
-              <w:jc w:val="left"/>
-            </w:pPr>
-            <w:r>
-              <w:rPr>
-                <w:sz w:val="18"/>
-              </w:rPr>
-              <w:t xml:space="preserve">[[runs]]</w:t>
-            </w:r>
-          </w:p>
-        </w:tc>
-        <w:tc>
-          <w:tcPr/>
-          <w:p>
-            <w:pPr>
-              <w:pStyle w:val="Compact"/>
-              <w:spacing w:after="20" w:before="20" w:line="240" w:lineRule="auto"/>
-              <w:jc w:val="left"/>
-            </w:pPr>
-            <w:r>
-              <w:rPr>
-                <w:sz w:val="18"/>
-              </w:rPr>
-              <w:t xml:space="preserve">[[runs]]</w:t>
-            </w:r>
-          </w:p>
-        </w:tc>
-        <w:tc>
-          <w:tcPr/>
-          <w:p>
-            <w:pPr>
-              <w:pStyle w:val="Compact"/>
-              <w:spacing w:after="20" w:before="20" w:line="240" w:lineRule="auto"/>
-              <w:jc w:val="left"/>
-            </w:pPr>
-            <w:r>
-              <w:rPr>
-                <w:sz w:val="18"/>
-              </w:rPr>
-              <w:t xml:space="preserve">[[runs]]</w:t>
-            </w:r>
-          </w:p>
-        </w:tc>
-        <w:tc>
-          <w:tcPr/>
-          <w:p>
-            <w:pPr>
-              <w:pStyle w:val="Compact"/>
-              <w:spacing w:after="20" w:before="20" w:line="240" w:lineRule="auto"/>
-              <w:jc w:val="left"/>
-            </w:pPr>
-            <w:r>
-              <w:rPr>
-                <w:sz w:val="18"/>
-              </w:rPr>
-              <w:t xml:space="preserve">[[runs]]</w:t>
-            </w:r>
-          </w:p>
-        </w:tc>
-        <w:tc>
-          <w:tcPr/>
-          <w:p>
-            <w:pPr>
-              <w:pStyle w:val="Compact"/>
-              <w:spacing w:after="20" w:before="20" w:line="240" w:lineRule="auto"/>
-              <w:jc w:val="left"/>
-            </w:pPr>
-            <w:r>
-              <w:rPr>
-                <w:sz w:val="18"/>
-              </w:rPr>
-              <w:t xml:space="preserve">[[runs]]</w:t>
-            </w:r>
-          </w:p>
-        </w:tc>
-        <w:tc>
-          <w:tcPr/>
-          <w:p>
-            <w:pPr>
-              <w:pStyle w:val="Compact"/>
-              <w:spacing w:after="20" w:before="20" w:line="240" w:lineRule="auto"/>
-              <w:jc w:val="left"/>
-            </w:pPr>
-            <w:r>
-              <w:rPr>
-                <w:sz w:val="18"/>
-              </w:rPr>
-              <w:t xml:space="preserve">[[runs]]</w:t>
+              <w:t xml:space="preserve">0.782</w:t>
+            </w:r>
+          </w:p>
+        </w:tc>
+        <w:tc>
+          <w:tcPr/>
+          <w:p>
+            <w:pPr>
+              <w:pStyle w:val="Compact"/>
+              <w:spacing w:after="20" w:before="20" w:line="240" w:lineRule="auto"/>
+              <w:jc w:val="left"/>
+            </w:pPr>
+            <w:r>
+              <w:rPr>
+                <w:sz w:val="18"/>
+              </w:rPr>
+              <w:t xml:space="preserve">0.800</w:t>
+            </w:r>
+          </w:p>
+        </w:tc>
+        <w:tc>
+          <w:tcPr/>
+          <w:p>
+            <w:pPr>
+              <w:pStyle w:val="Compact"/>
+              <w:spacing w:after="20" w:before="20" w:line="240" w:lineRule="auto"/>
+              <w:jc w:val="left"/>
+            </w:pPr>
+            <w:r>
+              <w:rPr>
+                <w:sz w:val="18"/>
+              </w:rPr>
+              <w:t xml:space="preserve">0.779</w:t>
+            </w:r>
+          </w:p>
+        </w:tc>
+        <w:tc>
+          <w:tcPr/>
+          <w:p>
+            <w:pPr>
+              <w:pStyle w:val="Compact"/>
+              <w:spacing w:after="20" w:before="20" w:line="240" w:lineRule="auto"/>
+              <w:jc w:val="left"/>
+            </w:pPr>
+            <w:r>
+              <w:rPr>
+                <w:sz w:val="18"/>
+              </w:rPr>
+              <w:t xml:space="preserve">0.773</w:t>
+            </w:r>
+          </w:p>
+        </w:tc>
+        <w:tc>
+          <w:tcPr/>
+          <w:p>
+            <w:pPr>
+              <w:pStyle w:val="Compact"/>
+              <w:spacing w:after="20" w:before="20" w:line="240" w:lineRule="auto"/>
+              <w:jc w:val="left"/>
+            </w:pPr>
+            <w:r>
+              <w:rPr>
+                <w:sz w:val="18"/>
+              </w:rPr>
+              <w:t xml:space="preserve">0.795</w:t>
+            </w:r>
+          </w:p>
+        </w:tc>
+        <w:tc>
+          <w:tcPr/>
+          <w:p>
+            <w:pPr>
+              <w:pStyle w:val="Compact"/>
+              <w:spacing w:after="20" w:before="20" w:line="240" w:lineRule="auto"/>
+              <w:jc w:val="left"/>
+            </w:pPr>
+            <w:r>
+              <w:rPr>
+                <w:sz w:val="18"/>
+              </w:rPr>
+              <w:t xml:space="preserve">0.786</w:t>
+            </w:r>
+          </w:p>
+        </w:tc>
+        <w:tc>
+          <w:tcPr/>
+          <w:p>
+            <w:pPr>
+              <w:pStyle w:val="Compact"/>
+              <w:spacing w:after="20" w:before="20" w:line="240" w:lineRule="auto"/>
+              <w:jc w:val="left"/>
+            </w:pPr>
+            <w:r>
+              <w:rPr>
+                <w:sz w:val="18"/>
+              </w:rPr>
+              <w:t xml:space="preserve">0.010</w:t>
             </w:r>
           </w:p>
         </w:tc>
@@ -3800,103 +3800,103 @@
               <w:rPr>
                 <w:sz w:val="18"/>
               </w:rPr>
-              <w:t xml:space="preserve">[[runs]]</w:t>
-            </w:r>
-          </w:p>
-        </w:tc>
-        <w:tc>
-          <w:tcPr/>
-          <w:p>
-            <w:pPr>
-              <w:pStyle w:val="Compact"/>
-              <w:spacing w:after="20" w:before="20" w:line="240" w:lineRule="auto"/>
-              <w:jc w:val="left"/>
-            </w:pPr>
-            <w:r>
-              <w:rPr>
-                <w:sz w:val="18"/>
-              </w:rPr>
-              <w:t xml:space="preserve">[[runs]]</w:t>
-            </w:r>
-          </w:p>
-        </w:tc>
-        <w:tc>
-          <w:tcPr/>
-          <w:p>
-            <w:pPr>
-              <w:pStyle w:val="Compact"/>
-              <w:spacing w:after="20" w:before="20" w:line="240" w:lineRule="auto"/>
-              <w:jc w:val="left"/>
-            </w:pPr>
-            <w:r>
-              <w:rPr>
-                <w:sz w:val="18"/>
-              </w:rPr>
-              <w:t xml:space="preserve">[[runs]]</w:t>
-            </w:r>
-          </w:p>
-        </w:tc>
-        <w:tc>
-          <w:tcPr/>
-          <w:p>
-            <w:pPr>
-              <w:pStyle w:val="Compact"/>
-              <w:spacing w:after="20" w:before="20" w:line="240" w:lineRule="auto"/>
-              <w:jc w:val="left"/>
-            </w:pPr>
-            <w:r>
-              <w:rPr>
-                <w:sz w:val="18"/>
-              </w:rPr>
-              <w:t xml:space="preserve">[[runs]]</w:t>
-            </w:r>
-          </w:p>
-        </w:tc>
-        <w:tc>
-          <w:tcPr/>
-          <w:p>
-            <w:pPr>
-              <w:pStyle w:val="Compact"/>
-              <w:spacing w:after="20" w:before="20" w:line="240" w:lineRule="auto"/>
-              <w:jc w:val="left"/>
-            </w:pPr>
-            <w:r>
-              <w:rPr>
-                <w:sz w:val="18"/>
-              </w:rPr>
-              <w:t xml:space="preserve">[[runs]]</w:t>
-            </w:r>
-          </w:p>
-        </w:tc>
-        <w:tc>
-          <w:tcPr/>
-          <w:p>
-            <w:pPr>
-              <w:pStyle w:val="Compact"/>
-              <w:spacing w:after="20" w:before="20" w:line="240" w:lineRule="auto"/>
-              <w:jc w:val="left"/>
-            </w:pPr>
-            <w:r>
-              <w:rPr>
-                <w:sz w:val="18"/>
-              </w:rPr>
-              <w:t xml:space="preserve">[[runs]]</w:t>
-            </w:r>
-          </w:p>
-        </w:tc>
-        <w:tc>
-          <w:tcPr/>
-          <w:p>
-            <w:pPr>
-              <w:pStyle w:val="Compact"/>
-              <w:spacing w:after="20" w:before="20" w:line="240" w:lineRule="auto"/>
-              <w:jc w:val="left"/>
-            </w:pPr>
-            <w:r>
-              <w:rPr>
-                <w:sz w:val="18"/>
-              </w:rPr>
-              <w:t xml:space="preserve">[[runs]]</w:t>
+              <w:t xml:space="preserve">0.678</w:t>
+            </w:r>
+          </w:p>
+        </w:tc>
+        <w:tc>
+          <w:tcPr/>
+          <w:p>
+            <w:pPr>
+              <w:pStyle w:val="Compact"/>
+              <w:spacing w:after="20" w:before="20" w:line="240" w:lineRule="auto"/>
+              <w:jc w:val="left"/>
+            </w:pPr>
+            <w:r>
+              <w:rPr>
+                <w:sz w:val="18"/>
+              </w:rPr>
+              <w:t xml:space="preserve">0.687</w:t>
+            </w:r>
+          </w:p>
+        </w:tc>
+        <w:tc>
+          <w:tcPr/>
+          <w:p>
+            <w:pPr>
+              <w:pStyle w:val="Compact"/>
+              <w:spacing w:after="20" w:before="20" w:line="240" w:lineRule="auto"/>
+              <w:jc w:val="left"/>
+            </w:pPr>
+            <w:r>
+              <w:rPr>
+                <w:sz w:val="18"/>
+              </w:rPr>
+              <w:t xml:space="preserve">0.680</w:t>
+            </w:r>
+          </w:p>
+        </w:tc>
+        <w:tc>
+          <w:tcPr/>
+          <w:p>
+            <w:pPr>
+              <w:pStyle w:val="Compact"/>
+              <w:spacing w:after="20" w:before="20" w:line="240" w:lineRule="auto"/>
+              <w:jc w:val="left"/>
+            </w:pPr>
+            <w:r>
+              <w:rPr>
+                <w:sz w:val="18"/>
+              </w:rPr>
+              <w:t xml:space="preserve">0.685</w:t>
+            </w:r>
+          </w:p>
+        </w:tc>
+        <w:tc>
+          <w:tcPr/>
+          <w:p>
+            <w:pPr>
+              <w:pStyle w:val="Compact"/>
+              <w:spacing w:after="20" w:before="20" w:line="240" w:lineRule="auto"/>
+              <w:jc w:val="left"/>
+            </w:pPr>
+            <w:r>
+              <w:rPr>
+                <w:sz w:val="18"/>
+              </w:rPr>
+              <w:t xml:space="preserve">0.683</w:t>
+            </w:r>
+          </w:p>
+        </w:tc>
+        <w:tc>
+          <w:tcPr/>
+          <w:p>
+            <w:pPr>
+              <w:pStyle w:val="Compact"/>
+              <w:spacing w:after="20" w:before="20" w:line="240" w:lineRule="auto"/>
+              <w:jc w:val="left"/>
+            </w:pPr>
+            <w:r>
+              <w:rPr>
+                <w:sz w:val="18"/>
+              </w:rPr>
+              <w:t xml:space="preserve">0.682</w:t>
+            </w:r>
+          </w:p>
+        </w:tc>
+        <w:tc>
+          <w:tcPr/>
+          <w:p>
+            <w:pPr>
+              <w:pStyle w:val="Compact"/>
+              <w:spacing w:after="20" w:before="20" w:line="240" w:lineRule="auto"/>
+              <w:jc w:val="left"/>
+            </w:pPr>
+            <w:r>
+              <w:rPr>
+                <w:sz w:val="18"/>
+              </w:rPr>
+              <w:t xml:space="preserve">0.003</w:t>
             </w:r>
           </w:p>
         </w:tc>
@@ -3946,103 +3946,103 @@
               <w:rPr>
                 <w:sz w:val="18"/>
               </w:rPr>
-              <w:t xml:space="preserve">[[runs]]</w:t>
-            </w:r>
-          </w:p>
-        </w:tc>
-        <w:tc>
-          <w:tcPr/>
-          <w:p>
-            <w:pPr>
-              <w:pStyle w:val="Compact"/>
-              <w:spacing w:after="20" w:before="20" w:line="240" w:lineRule="auto"/>
-              <w:jc w:val="left"/>
-            </w:pPr>
-            <w:r>
-              <w:rPr>
-                <w:sz w:val="18"/>
-              </w:rPr>
-              <w:t xml:space="preserve">[[runs]]</w:t>
-            </w:r>
-          </w:p>
-        </w:tc>
-        <w:tc>
-          <w:tcPr/>
-          <w:p>
-            <w:pPr>
-              <w:pStyle w:val="Compact"/>
-              <w:spacing w:after="20" w:before="20" w:line="240" w:lineRule="auto"/>
-              <w:jc w:val="left"/>
-            </w:pPr>
-            <w:r>
-              <w:rPr>
-                <w:sz w:val="18"/>
-              </w:rPr>
-              <w:t xml:space="preserve">[[runs]]</w:t>
-            </w:r>
-          </w:p>
-        </w:tc>
-        <w:tc>
-          <w:tcPr/>
-          <w:p>
-            <w:pPr>
-              <w:pStyle w:val="Compact"/>
-              <w:spacing w:after="20" w:before="20" w:line="240" w:lineRule="auto"/>
-              <w:jc w:val="left"/>
-            </w:pPr>
-            <w:r>
-              <w:rPr>
-                <w:sz w:val="18"/>
-              </w:rPr>
-              <w:t xml:space="preserve">[[runs]]</w:t>
-            </w:r>
-          </w:p>
-        </w:tc>
-        <w:tc>
-          <w:tcPr/>
-          <w:p>
-            <w:pPr>
-              <w:pStyle w:val="Compact"/>
-              <w:spacing w:after="20" w:before="20" w:line="240" w:lineRule="auto"/>
-              <w:jc w:val="left"/>
-            </w:pPr>
-            <w:r>
-              <w:rPr>
-                <w:sz w:val="18"/>
-              </w:rPr>
-              <w:t xml:space="preserve">[[runs]]</w:t>
-            </w:r>
-          </w:p>
-        </w:tc>
-        <w:tc>
-          <w:tcPr/>
-          <w:p>
-            <w:pPr>
-              <w:pStyle w:val="Compact"/>
-              <w:spacing w:after="20" w:before="20" w:line="240" w:lineRule="auto"/>
-              <w:jc w:val="left"/>
-            </w:pPr>
-            <w:r>
-              <w:rPr>
-                <w:sz w:val="18"/>
-              </w:rPr>
-              <w:t xml:space="preserve">[[runs]]</w:t>
-            </w:r>
-          </w:p>
-        </w:tc>
-        <w:tc>
-          <w:tcPr/>
-          <w:p>
-            <w:pPr>
-              <w:pStyle w:val="Compact"/>
-              <w:spacing w:after="20" w:before="20" w:line="240" w:lineRule="auto"/>
-              <w:jc w:val="left"/>
-            </w:pPr>
-            <w:r>
-              <w:rPr>
-                <w:sz w:val="18"/>
-              </w:rPr>
-              <w:t xml:space="preserve">[[runs]]</w:t>
+              <w:t xml:space="preserve">0.763</w:t>
+            </w:r>
+          </w:p>
+        </w:tc>
+        <w:tc>
+          <w:tcPr/>
+          <w:p>
+            <w:pPr>
+              <w:pStyle w:val="Compact"/>
+              <w:spacing w:after="20" w:before="20" w:line="240" w:lineRule="auto"/>
+              <w:jc w:val="left"/>
+            </w:pPr>
+            <w:r>
+              <w:rPr>
+                <w:sz w:val="18"/>
+              </w:rPr>
+              <w:t xml:space="preserve">0.775</w:t>
+            </w:r>
+          </w:p>
+        </w:tc>
+        <w:tc>
+          <w:tcPr/>
+          <w:p>
+            <w:pPr>
+              <w:pStyle w:val="Compact"/>
+              <w:spacing w:after="20" w:before="20" w:line="240" w:lineRule="auto"/>
+              <w:jc w:val="left"/>
+            </w:pPr>
+            <w:r>
+              <w:rPr>
+                <w:sz w:val="18"/>
+              </w:rPr>
+              <w:t xml:space="preserve">0.753</w:t>
+            </w:r>
+          </w:p>
+        </w:tc>
+        <w:tc>
+          <w:tcPr/>
+          <w:p>
+            <w:pPr>
+              <w:pStyle w:val="Compact"/>
+              <w:spacing w:after="20" w:before="20" w:line="240" w:lineRule="auto"/>
+              <w:jc w:val="left"/>
+            </w:pPr>
+            <w:r>
+              <w:rPr>
+                <w:sz w:val="18"/>
+              </w:rPr>
+              <w:t xml:space="preserve">0.771</w:t>
+            </w:r>
+          </w:p>
+        </w:tc>
+        <w:tc>
+          <w:tcPr/>
+          <w:p>
+            <w:pPr>
+              <w:pStyle w:val="Compact"/>
+              <w:spacing w:after="20" w:before="20" w:line="240" w:lineRule="auto"/>
+              <w:jc w:val="left"/>
+            </w:pPr>
+            <w:r>
+              <w:rPr>
+                <w:sz w:val="18"/>
+              </w:rPr>
+              <w:t xml:space="preserve">0.802</w:t>
+            </w:r>
+          </w:p>
+        </w:tc>
+        <w:tc>
+          <w:tcPr/>
+          <w:p>
+            <w:pPr>
+              <w:pStyle w:val="Compact"/>
+              <w:spacing w:after="20" w:before="20" w:line="240" w:lineRule="auto"/>
+              <w:jc w:val="left"/>
+            </w:pPr>
+            <w:r>
+              <w:rPr>
+                <w:sz w:val="18"/>
+              </w:rPr>
+              <w:t xml:space="preserve">0.773</w:t>
+            </w:r>
+          </w:p>
+        </w:tc>
+        <w:tc>
+          <w:tcPr/>
+          <w:p>
+            <w:pPr>
+              <w:pStyle w:val="Compact"/>
+              <w:spacing w:after="20" w:before="20" w:line="240" w:lineRule="auto"/>
+              <w:jc w:val="left"/>
+            </w:pPr>
+            <w:r>
+              <w:rPr>
+                <w:sz w:val="18"/>
+              </w:rPr>
+              <w:t xml:space="preserve">0.016</w:t>
             </w:r>
           </w:p>
         </w:tc>
@@ -4092,103 +4092,103 @@
               <w:rPr>
                 <w:sz w:val="18"/>
               </w:rPr>
-              <w:t xml:space="preserve">[[runs]]</w:t>
-            </w:r>
-          </w:p>
-        </w:tc>
-        <w:tc>
-          <w:tcPr/>
-          <w:p>
-            <w:pPr>
-              <w:pStyle w:val="Compact"/>
-              <w:spacing w:after="20" w:before="20" w:line="240" w:lineRule="auto"/>
-              <w:jc w:val="left"/>
-            </w:pPr>
-            <w:r>
-              <w:rPr>
-                <w:sz w:val="18"/>
-              </w:rPr>
-              <w:t xml:space="preserve">[[runs]]</w:t>
-            </w:r>
-          </w:p>
-        </w:tc>
-        <w:tc>
-          <w:tcPr/>
-          <w:p>
-            <w:pPr>
-              <w:pStyle w:val="Compact"/>
-              <w:spacing w:after="20" w:before="20" w:line="240" w:lineRule="auto"/>
-              <w:jc w:val="left"/>
-            </w:pPr>
-            <w:r>
-              <w:rPr>
-                <w:sz w:val="18"/>
-              </w:rPr>
-              <w:t xml:space="preserve">[[runs]]</w:t>
-            </w:r>
-          </w:p>
-        </w:tc>
-        <w:tc>
-          <w:tcPr/>
-          <w:p>
-            <w:pPr>
-              <w:pStyle w:val="Compact"/>
-              <w:spacing w:after="20" w:before="20" w:line="240" w:lineRule="auto"/>
-              <w:jc w:val="left"/>
-            </w:pPr>
-            <w:r>
-              <w:rPr>
-                <w:sz w:val="18"/>
-              </w:rPr>
-              <w:t xml:space="preserve">[[runs]]</w:t>
-            </w:r>
-          </w:p>
-        </w:tc>
-        <w:tc>
-          <w:tcPr/>
-          <w:p>
-            <w:pPr>
-              <w:pStyle w:val="Compact"/>
-              <w:spacing w:after="20" w:before="20" w:line="240" w:lineRule="auto"/>
-              <w:jc w:val="left"/>
-            </w:pPr>
-            <w:r>
-              <w:rPr>
-                <w:sz w:val="18"/>
-              </w:rPr>
-              <w:t xml:space="preserve">[[runs]]</w:t>
-            </w:r>
-          </w:p>
-        </w:tc>
-        <w:tc>
-          <w:tcPr/>
-          <w:p>
-            <w:pPr>
-              <w:pStyle w:val="Compact"/>
-              <w:spacing w:after="20" w:before="20" w:line="240" w:lineRule="auto"/>
-              <w:jc w:val="left"/>
-            </w:pPr>
-            <w:r>
-              <w:rPr>
-                <w:sz w:val="18"/>
-              </w:rPr>
-              <w:t xml:space="preserve">[[runs]]</w:t>
-            </w:r>
-          </w:p>
-        </w:tc>
-        <w:tc>
-          <w:tcPr/>
-          <w:p>
-            <w:pPr>
-              <w:pStyle w:val="Compact"/>
-              <w:spacing w:after="20" w:before="20" w:line="240" w:lineRule="auto"/>
-              <w:jc w:val="left"/>
-            </w:pPr>
-            <w:r>
-              <w:rPr>
-                <w:sz w:val="18"/>
-              </w:rPr>
-              <w:t xml:space="preserve">[[runs]]</w:t>
+              <w:t xml:space="preserve">0.766</w:t>
+            </w:r>
+          </w:p>
+        </w:tc>
+        <w:tc>
+          <w:tcPr/>
+          <w:p>
+            <w:pPr>
+              <w:pStyle w:val="Compact"/>
+              <w:spacing w:after="20" w:before="20" w:line="240" w:lineRule="auto"/>
+              <w:jc w:val="left"/>
+            </w:pPr>
+            <w:r>
+              <w:rPr>
+                <w:sz w:val="18"/>
+              </w:rPr>
+              <w:t xml:space="preserve">0.783</w:t>
+            </w:r>
+          </w:p>
+        </w:tc>
+        <w:tc>
+          <w:tcPr/>
+          <w:p>
+            <w:pPr>
+              <w:pStyle w:val="Compact"/>
+              <w:spacing w:after="20" w:before="20" w:line="240" w:lineRule="auto"/>
+              <w:jc w:val="left"/>
+            </w:pPr>
+            <w:r>
+              <w:rPr>
+                <w:sz w:val="18"/>
+              </w:rPr>
+              <w:t xml:space="preserve">0.767</w:t>
+            </w:r>
+          </w:p>
+        </w:tc>
+        <w:tc>
+          <w:tcPr/>
+          <w:p>
+            <w:pPr>
+              <w:pStyle w:val="Compact"/>
+              <w:spacing w:after="20" w:before="20" w:line="240" w:lineRule="auto"/>
+              <w:jc w:val="left"/>
+            </w:pPr>
+            <w:r>
+              <w:rPr>
+                <w:sz w:val="18"/>
+              </w:rPr>
+              <w:t xml:space="preserve">0.798</w:t>
+            </w:r>
+          </w:p>
+        </w:tc>
+        <w:tc>
+          <w:tcPr/>
+          <w:p>
+            <w:pPr>
+              <w:pStyle w:val="Compact"/>
+              <w:spacing w:after="20" w:before="20" w:line="240" w:lineRule="auto"/>
+              <w:jc w:val="left"/>
+            </w:pPr>
+            <w:r>
+              <w:rPr>
+                <w:sz w:val="18"/>
+              </w:rPr>
+              <w:t xml:space="preserve">0.767</w:t>
+            </w:r>
+          </w:p>
+        </w:tc>
+        <w:tc>
+          <w:tcPr/>
+          <w:p>
+            <w:pPr>
+              <w:pStyle w:val="Compact"/>
+              <w:spacing w:after="20" w:before="20" w:line="240" w:lineRule="auto"/>
+              <w:jc w:val="left"/>
+            </w:pPr>
+            <w:r>
+              <w:rPr>
+                <w:sz w:val="18"/>
+              </w:rPr>
+              <w:t xml:space="preserve">0.776</w:t>
+            </w:r>
+          </w:p>
+        </w:tc>
+        <w:tc>
+          <w:tcPr/>
+          <w:p>
+            <w:pPr>
+              <w:pStyle w:val="Compact"/>
+              <w:spacing w:after="20" w:before="20" w:line="240" w:lineRule="auto"/>
+              <w:jc w:val="left"/>
+            </w:pPr>
+            <w:r>
+              <w:rPr>
+                <w:sz w:val="18"/>
+              </w:rPr>
+              <w:t xml:space="preserve">0.013</w:t>
             </w:r>
           </w:p>
         </w:tc>
@@ -4238,103 +4238,103 @@
               <w:rPr>
                 <w:sz w:val="18"/>
               </w:rPr>
-              <w:t xml:space="preserve">[[runs]]</w:t>
-            </w:r>
-          </w:p>
-        </w:tc>
-        <w:tc>
-          <w:tcPr/>
-          <w:p>
-            <w:pPr>
-              <w:pStyle w:val="Compact"/>
-              <w:spacing w:after="20" w:before="20" w:line="240" w:lineRule="auto"/>
-              <w:jc w:val="left"/>
-            </w:pPr>
-            <w:r>
-              <w:rPr>
-                <w:sz w:val="18"/>
-              </w:rPr>
-              <w:t xml:space="preserve">[[runs]]</w:t>
-            </w:r>
-          </w:p>
-        </w:tc>
-        <w:tc>
-          <w:tcPr/>
-          <w:p>
-            <w:pPr>
-              <w:pStyle w:val="Compact"/>
-              <w:spacing w:after="20" w:before="20" w:line="240" w:lineRule="auto"/>
-              <w:jc w:val="left"/>
-            </w:pPr>
-            <w:r>
-              <w:rPr>
-                <w:sz w:val="18"/>
-              </w:rPr>
-              <w:t xml:space="preserve">[[runs]]</w:t>
-            </w:r>
-          </w:p>
-        </w:tc>
-        <w:tc>
-          <w:tcPr/>
-          <w:p>
-            <w:pPr>
-              <w:pStyle w:val="Compact"/>
-              <w:spacing w:after="20" w:before="20" w:line="240" w:lineRule="auto"/>
-              <w:jc w:val="left"/>
-            </w:pPr>
-            <w:r>
-              <w:rPr>
-                <w:sz w:val="18"/>
-              </w:rPr>
-              <w:t xml:space="preserve">[[runs]]</w:t>
-            </w:r>
-          </w:p>
-        </w:tc>
-        <w:tc>
-          <w:tcPr/>
-          <w:p>
-            <w:pPr>
-              <w:pStyle w:val="Compact"/>
-              <w:spacing w:after="20" w:before="20" w:line="240" w:lineRule="auto"/>
-              <w:jc w:val="left"/>
-            </w:pPr>
-            <w:r>
-              <w:rPr>
-                <w:sz w:val="18"/>
-              </w:rPr>
-              <w:t xml:space="preserve">[[runs]]</w:t>
-            </w:r>
-          </w:p>
-        </w:tc>
-        <w:tc>
-          <w:tcPr/>
-          <w:p>
-            <w:pPr>
-              <w:pStyle w:val="Compact"/>
-              <w:spacing w:after="20" w:before="20" w:line="240" w:lineRule="auto"/>
-              <w:jc w:val="left"/>
-            </w:pPr>
-            <w:r>
-              <w:rPr>
-                <w:sz w:val="18"/>
-              </w:rPr>
-              <w:t xml:space="preserve">[[runs]]</w:t>
-            </w:r>
-          </w:p>
-        </w:tc>
-        <w:tc>
-          <w:tcPr/>
-          <w:p>
-            <w:pPr>
-              <w:pStyle w:val="Compact"/>
-              <w:spacing w:after="20" w:before="20" w:line="240" w:lineRule="auto"/>
-              <w:jc w:val="left"/>
-            </w:pPr>
-            <w:r>
-              <w:rPr>
-                <w:sz w:val="18"/>
-              </w:rPr>
-              <w:t xml:space="preserve">[[runs]]</w:t>
+              <w:t xml:space="preserve">0.737</w:t>
+            </w:r>
+          </w:p>
+        </w:tc>
+        <w:tc>
+          <w:tcPr/>
+          <w:p>
+            <w:pPr>
+              <w:pStyle w:val="Compact"/>
+              <w:spacing w:after="20" w:before="20" w:line="240" w:lineRule="auto"/>
+              <w:jc w:val="left"/>
+            </w:pPr>
+            <w:r>
+              <w:rPr>
+                <w:sz w:val="18"/>
+              </w:rPr>
+              <w:t xml:space="preserve">0.762</w:t>
+            </w:r>
+          </w:p>
+        </w:tc>
+        <w:tc>
+          <w:tcPr/>
+          <w:p>
+            <w:pPr>
+              <w:pStyle w:val="Compact"/>
+              <w:spacing w:after="20" w:before="20" w:line="240" w:lineRule="auto"/>
+              <w:jc w:val="left"/>
+            </w:pPr>
+            <w:r>
+              <w:rPr>
+                <w:sz w:val="18"/>
+              </w:rPr>
+              <w:t xml:space="preserve">0.752</w:t>
+            </w:r>
+          </w:p>
+        </w:tc>
+        <w:tc>
+          <w:tcPr/>
+          <w:p>
+            <w:pPr>
+              <w:pStyle w:val="Compact"/>
+              <w:spacing w:after="20" w:before="20" w:line="240" w:lineRule="auto"/>
+              <w:jc w:val="left"/>
+            </w:pPr>
+            <w:r>
+              <w:rPr>
+                <w:sz w:val="18"/>
+              </w:rPr>
+              <w:t xml:space="preserve">0.758</w:t>
+            </w:r>
+          </w:p>
+        </w:tc>
+        <w:tc>
+          <w:tcPr/>
+          <w:p>
+            <w:pPr>
+              <w:pStyle w:val="Compact"/>
+              <w:spacing w:after="20" w:before="20" w:line="240" w:lineRule="auto"/>
+              <w:jc w:val="left"/>
+            </w:pPr>
+            <w:r>
+              <w:rPr>
+                <w:sz w:val="18"/>
+              </w:rPr>
+              <w:t xml:space="preserve">0.743</w:t>
+            </w:r>
+          </w:p>
+        </w:tc>
+        <w:tc>
+          <w:tcPr/>
+          <w:p>
+            <w:pPr>
+              <w:pStyle w:val="Compact"/>
+              <w:spacing w:after="20" w:before="20" w:line="240" w:lineRule="auto"/>
+              <w:jc w:val="left"/>
+            </w:pPr>
+            <w:r>
+              <w:rPr>
+                <w:sz w:val="18"/>
+              </w:rPr>
+              <w:t xml:space="preserve">0.750</w:t>
+            </w:r>
+          </w:p>
+        </w:tc>
+        <w:tc>
+          <w:tcPr/>
+          <w:p>
+            <w:pPr>
+              <w:pStyle w:val="Compact"/>
+              <w:spacing w:after="20" w:before="20" w:line="240" w:lineRule="auto"/>
+              <w:jc w:val="left"/>
+            </w:pPr>
+            <w:r>
+              <w:rPr>
+                <w:sz w:val="18"/>
+              </w:rPr>
+              <w:t xml:space="preserve">0.009</w:t>
             </w:r>
           </w:p>
         </w:tc>
@@ -4384,103 +4384,103 @@
               <w:rPr>
                 <w:sz w:val="18"/>
               </w:rPr>
-              <w:t xml:space="preserve">[[runs]]</w:t>
-            </w:r>
-          </w:p>
-        </w:tc>
-        <w:tc>
-          <w:tcPr/>
-          <w:p>
-            <w:pPr>
-              <w:pStyle w:val="Compact"/>
-              <w:spacing w:after="20" w:before="20" w:line="240" w:lineRule="auto"/>
-              <w:jc w:val="left"/>
-            </w:pPr>
-            <w:r>
-              <w:rPr>
-                <w:sz w:val="18"/>
-              </w:rPr>
-              <w:t xml:space="preserve">[[runs]]</w:t>
-            </w:r>
-          </w:p>
-        </w:tc>
-        <w:tc>
-          <w:tcPr/>
-          <w:p>
-            <w:pPr>
-              <w:pStyle w:val="Compact"/>
-              <w:spacing w:after="20" w:before="20" w:line="240" w:lineRule="auto"/>
-              <w:jc w:val="left"/>
-            </w:pPr>
-            <w:r>
-              <w:rPr>
-                <w:sz w:val="18"/>
-              </w:rPr>
-              <w:t xml:space="preserve">[[runs]]</w:t>
-            </w:r>
-          </w:p>
-        </w:tc>
-        <w:tc>
-          <w:tcPr/>
-          <w:p>
-            <w:pPr>
-              <w:pStyle w:val="Compact"/>
-              <w:spacing w:after="20" w:before="20" w:line="240" w:lineRule="auto"/>
-              <w:jc w:val="left"/>
-            </w:pPr>
-            <w:r>
-              <w:rPr>
-                <w:sz w:val="18"/>
-              </w:rPr>
-              <w:t xml:space="preserve">[[runs]]</w:t>
-            </w:r>
-          </w:p>
-        </w:tc>
-        <w:tc>
-          <w:tcPr/>
-          <w:p>
-            <w:pPr>
-              <w:pStyle w:val="Compact"/>
-              <w:spacing w:after="20" w:before="20" w:line="240" w:lineRule="auto"/>
-              <w:jc w:val="left"/>
-            </w:pPr>
-            <w:r>
-              <w:rPr>
-                <w:sz w:val="18"/>
-              </w:rPr>
-              <w:t xml:space="preserve">[[runs]]</w:t>
-            </w:r>
-          </w:p>
-        </w:tc>
-        <w:tc>
-          <w:tcPr/>
-          <w:p>
-            <w:pPr>
-              <w:pStyle w:val="Compact"/>
-              <w:spacing w:after="20" w:before="20" w:line="240" w:lineRule="auto"/>
-              <w:jc w:val="left"/>
-            </w:pPr>
-            <w:r>
-              <w:rPr>
-                <w:sz w:val="18"/>
-              </w:rPr>
-              <w:t xml:space="preserve">[[runs]]</w:t>
-            </w:r>
-          </w:p>
-        </w:tc>
-        <w:tc>
-          <w:tcPr/>
-          <w:p>
-            <w:pPr>
-              <w:pStyle w:val="Compact"/>
-              <w:spacing w:after="20" w:before="20" w:line="240" w:lineRule="auto"/>
-              <w:jc w:val="left"/>
-            </w:pPr>
-            <w:r>
-              <w:rPr>
-                <w:sz w:val="18"/>
-              </w:rPr>
-              <w:t xml:space="preserve">[[runs]]</w:t>
+              <w:t xml:space="preserve">0.577</w:t>
+            </w:r>
+          </w:p>
+        </w:tc>
+        <w:tc>
+          <w:tcPr/>
+          <w:p>
+            <w:pPr>
+              <w:pStyle w:val="Compact"/>
+              <w:spacing w:after="20" w:before="20" w:line="240" w:lineRule="auto"/>
+              <w:jc w:val="left"/>
+            </w:pPr>
+            <w:r>
+              <w:rPr>
+                <w:sz w:val="18"/>
+              </w:rPr>
+              <w:t xml:space="preserve">0.587</w:t>
+            </w:r>
+          </w:p>
+        </w:tc>
+        <w:tc>
+          <w:tcPr/>
+          <w:p>
+            <w:pPr>
+              <w:pStyle w:val="Compact"/>
+              <w:spacing w:after="20" w:before="20" w:line="240" w:lineRule="auto"/>
+              <w:jc w:val="left"/>
+            </w:pPr>
+            <w:r>
+              <w:rPr>
+                <w:sz w:val="18"/>
+              </w:rPr>
+              <w:t xml:space="preserve">0.588</w:t>
+            </w:r>
+          </w:p>
+        </w:tc>
+        <w:tc>
+          <w:tcPr/>
+          <w:p>
+            <w:pPr>
+              <w:pStyle w:val="Compact"/>
+              <w:spacing w:after="20" w:before="20" w:line="240" w:lineRule="auto"/>
+              <w:jc w:val="left"/>
+            </w:pPr>
+            <w:r>
+              <w:rPr>
+                <w:sz w:val="18"/>
+              </w:rPr>
+              <w:t xml:space="preserve">0.575</w:t>
+            </w:r>
+          </w:p>
+        </w:tc>
+        <w:tc>
+          <w:tcPr/>
+          <w:p>
+            <w:pPr>
+              <w:pStyle w:val="Compact"/>
+              <w:spacing w:after="20" w:before="20" w:line="240" w:lineRule="auto"/>
+              <w:jc w:val="left"/>
+            </w:pPr>
+            <w:r>
+              <w:rPr>
+                <w:sz w:val="18"/>
+              </w:rPr>
+              <w:t xml:space="preserve">0.583</w:t>
+            </w:r>
+          </w:p>
+        </w:tc>
+        <w:tc>
+          <w:tcPr/>
+          <w:p>
+            <w:pPr>
+              <w:pStyle w:val="Compact"/>
+              <w:spacing w:after="20" w:before="20" w:line="240" w:lineRule="auto"/>
+              <w:jc w:val="left"/>
+            </w:pPr>
+            <w:r>
+              <w:rPr>
+                <w:sz w:val="18"/>
+              </w:rPr>
+              <w:t xml:space="preserve">0.582</w:t>
+            </w:r>
+          </w:p>
+        </w:tc>
+        <w:tc>
+          <w:tcPr/>
+          <w:p>
+            <w:pPr>
+              <w:pStyle w:val="Compact"/>
+              <w:spacing w:after="20" w:before="20" w:line="240" w:lineRule="auto"/>
+              <w:jc w:val="left"/>
+            </w:pPr>
+            <w:r>
+              <w:rPr>
+                <w:sz w:val="18"/>
+              </w:rPr>
+              <w:t xml:space="preserve">0.005</w:t>
             </w:r>
           </w:p>
         </w:tc>
